--- a/enterprise-platforms/aeon/docs/AEON-White-Paper.docx
+++ b/enterprise-platforms/aeon/docs/AEON-White-Paper.docx
@@ -46,7 +46,7 @@
           <w:bCs/>
           <w:b/>
         </w:rPr>
-        <w:t xml:space="preserve">Author:</w:t>
+        <w:t>Authors:</w:t>
       </w:r>
       <w:r>
         <w:t xml:space="preserve"> </w:t>
@@ -71,18 +71,26 @@
       </w:r>
       <w:r>
         <w:t xml:space="preserve">Correspondence: jdlongmire@outlook.com</w:t>
-      </w:r>
-    </w:p>
-    <w:p>
-      <w:pPr>
-        <w:pStyle w:val="BodyText"/>
-      </w:pPr>
-      <w:r>
-        <w:rPr>
-          <w:iCs/>
-          <w:i/>
-        </w:rPr>
-        <w:t xml:space="preserve">This paper presents independent research and reflects the views of the author. It does not represent the position of any employer or program.</w:t>
+        <w:br/>
+      </w:r>
+      <w:r>
+        <w:t>Micah Longmire Sr. AI Architect</w:t>
+        <w:br/>
+      </w:r>
+      <w:r>
+        <w:t>ORCID: 0009-0006-7608-9322</w:t>
+      </w:r>
+    </w:p>
+    <w:p>
+      <w:pPr>
+        <w:pStyle w:val="BodyText"/>
+      </w:pPr>
+      <w:r>
+        <w:rPr>
+          <w:iCs/>
+          <w:i/>
+        </w:rPr>
+        <w:t>This paper presents independent research and reflects the views of the authors. It does not represent the position of any employer or program.</w:t>
       </w:r>
     </w:p>
     <w:p>
